--- a/paper/SHAP_VPN_revised_v7.docx
+++ b/paper/SHAP_VPN_revised_v7.docx
@@ -209,7 +209,7 @@
         <w:t>Abstract—</w:t>
       </w:r>
       <w:r>
-        <w:t xml:space="preserve">Global SHAP rankings are often read as a description of encrypted traffic, but a ranking learned in one observation context need not hold in another. We test this on the seven-class application task of the ISCX VPN-nonVPN benchmark, using TreeSHAP to explain Random Forest and XGBoost models trained separately on Non-VPN and VPN flows. On the primary split the rankings agree only in part (Spearman ρ 0.83 for Random Forest and 0.79 for XGBoost, with half-split means of 0.77 and 0.82; rank-biased overlap 0.58 and 0.75), and each model keeps three of its five leading features. Against flow-level random half-splits of one context, the within-minus-cross gap in ρ is 0.13 for XGBoost and 0.19 for Random Forest (means over 11 repeats; SD 0.03 and 0.04), and a permutation null that keeps each context's class mix gives −0.002 and +0.028. The gap does not survive a stricter reference. When the halves are built from whole clusters of similar flows, a proxy for capture sessions, it falls to 0.08–0.10 with clusters of about ten flows and to 0.01–0.04 with clusters of about 35, so once related flows are kept together the cross-context disagreement is hardly larger than the disagreement between groups of related flows within one context. Resampling a context to the other context's class mix moves its ranking toward the other context's by at most 0.02 in ρ. A model trained in one context reaches only 0.43–0.61 macro F1 in the other, whereas reusing the other context's SHAP-selected Top-10 feature list changes macro F1 by −0.013 to +0.004 on average. The design is observational and the processed data carry no session identifiers, so none of these differences can be attributed to tunnelling.</w:t>
+        <w:t xml:space="preserve">Global SHAP rankings are often read as a description of encrypted traffic, but a ranking learned in one observation context need not hold in another. We test this on the seven-class application task of the ISCX VPN-nonVPN benchmark, using TreeSHAP to explain Random Forest and XGBoost models trained separately on Non-VPN and VPN flows. On the primary split the rankings agree only in part (Spearman ρ 0.83 for Random Forest and 0.79 for XGBoost, with half-split means of 0.77 and 0.82; rank-biased overlap 0.58 and 0.75), and each model keeps three of its five leading features. Against flow-level random half-splits of one context, the within-minus-cross gap in ρ is 0.13 for XGBoost and 0.19 for Random Forest (means over 11 repeats; SD 0.03 and 0.04), and a permutation null that keeps each context's class mix gives −0.002 and +0.028. The gap shrinks substantially under stricter references. When the two training halves are built from whole clusters of similar flows, a proxy for capture sessions, the Spearman gap falls to 0.08–0.10 with clusters of about ten flows and 0.01–0.04 with clusters of about 35, and its mean approaches zero only under the coarsest grouping (about 140 flows per cluster); top-weighted RBO gaps shrink less (0.06–0.08 at about 35 flows). The cross-context difference is therefore sensitive to how related flows are grouped, but these proxy experiments cannot measure a true between-session effect. Resampling a context to the other context's class mix moves its ranking toward the other context's by at most 0.02 in ρ. A model trained in one context reaches only 0.43–0.61 macro F1 in the other, whereas reusing the other context's SHAP-selected Top-10 feature list changes macro F1 by −0.013 to +0.004 on average. The design is observational and the processed data carry no session identifiers, so none of these differences can be attributed to tunnelling.</w:t>
       </w:r>
     </w:p>
     <w:p>
@@ -6808,7 +6808,25 @@
         <w:jc w:val="both"/>
       </w:pPr>
       <w:r>
-        <w:t xml:space="preserve">Spearman and Kendall weight a swap between ranks 20 and 21 as heavily as one between ranks 1 and 2, and the bottom third of each list carries only about 0.2–3% of importance per feature (Fig. 4). We therefore add two measures that emphasise the top. Rank-biased overlap [45] averages the overlap of the two Top-d sets with weights that shrink by a factor p at each further depth d; we use the extrapolated form with p = 0.9, which puts about 86% of the weight on the first ten ranks. The second is the L1 distance between the normalised importance vectors, the sum over features of |s</w:t>
+        <w:t xml:space="preserve">Spearman and Kendall weight a swap between ranks 20 and 21 as heavily as one between ranks 1 and 2, and the bottom third of each list carries only about 0.2–3% of importance per feature (Fig. 4). We therefore add two measures that emphasise the top. Rank-biased overlap [45] averages the overlap of the two Top-d sets with depth weights (1 − p)p</w:t>
+      </w:r>
+      <w:r>
+        <w:rPr>
+          <w:vertAlign w:val="superscript"/>
+        </w:rPr>
+        <w:t xml:space="preserve">d−1</w:t>
+      </w:r>
+      <w:r>
+        <w:t xml:space="preserve"> that shrink by a factor p at each further depth d; we use the extrapolated form with p = 0.9. These depth weights sum to 1 − 0.9</w:t>
+      </w:r>
+      <w:r>
+        <w:rPr>
+          <w:vertAlign w:val="superscript"/>
+        </w:rPr>
+        <w:t xml:space="preserve">10</w:t>
+      </w:r>
+      <w:r>
+        <w:t xml:space="preserve"> ≈ 0.65 over the first ten depths, but the agreement at rank i enters the overlap at every depth d ≥ i, so the first ten ranks carry about 86% of the total weight (Webber et al. [45], Eq. 21). The second is the L1 distance between the normalised importance vectors, the sum over features of |s</w:t>
       </w:r>
       <w:r>
         <w:rPr>
@@ -6978,7 +6996,7 @@
         <w:t xml:space="preserve">Cluster-grouped half-splits.</w:t>
       </w:r>
       <w:r>
-        <w:t xml:space="preserve"> Random halves put near-duplicate flows from one session on both sides, which can inflate within-context agreement. As a proxy for sessions, the training flows of each class are clustered with k-means on log(x + 2)-standardised features. The number of clusters is set so that the average cluster holds about 10, 35 or 140 flows, with at least four clusters per class. Whole clusters are assigned at random to the two halves, larger clusters first, each to the currently smaller half. Each class is then subsampled to the size of its smaller half, and the halves of both contexts are subsampled to a common size (3,368–3,476 records). The three granularities bracket the unknown session structure. About 10 flows per cluster keeps only very close neighbours together. About 140 also separates broader regions of feature space and so asks more of a model than session grouping would, which is why the half-models' macro F1 falls as the clusters grow (Table VII).</w:t>
+        <w:t xml:space="preserve"> Random halves put near-duplicate flows from one session on both sides, which can inflate within-context agreement. As a proxy for sessions, the training flows of each class are clustered with k-means on log(x + 2)-standardised features. The number of clusters is set so that the average cluster holds about 10, 35 or 140 flows, with at least four clusters per class. Whole clusters are assigned at random to the two halves, larger clusters first, each to the currently smaller half. Each class is then subsampled to the size of its smaller half, and the halves of both contexts are subsampled to a common size (3,368–3,476 records). Only the division of the training partition into halves is grouped: the outer 80/20 partition remains a random stratified split, so the explained test records are not separated by cluster from either half, and the design tests sensitivity to grouping, not session independence. The three granularities bracket the unknown session structure. About 10 flows per cluster keeps only very close neighbours together. About 140 also separates broader regions of feature space and so asks more of a model than session grouping would, which is why the half-models' macro F1 falls as the clusters grow (Table VII).</w:t>
       </w:r>
     </w:p>
     <w:p>
@@ -7172,7 +7190,7 @@
         <w:jc w:val="both"/>
       </w:pPr>
       <w:r>
-        <w:t xml:space="preserve">The robustness analysis crosses three tree models (Random Forest, XGBoost and Extra Trees [53]) with the path-dependent and interventional TreeSHAP formulations. Each model is explained on a class-stratified sample of 500 test records of its own context (seed 42). For interventional TreeSHAP, the background is a separate class-stratified set of 200 training records from the same context, all of which are used. Intervals for cross-context ρ come from 2,000 resamples of the explained records within each context, with models and backgrounds fixed; they reflect explained-record noise only. We also refit XGBoost with three other seeds and with max_depth = 3 and 10.</w:t>
+        <w:t xml:space="preserve">The robustness analysis crosses three tree models (Random Forest, XGBoost and Extra Trees [53]) with the path-dependent and interventional TreeSHAP formulations. Each model is explained on a class-stratified sample of 500 test records of its own context (seed 42). For interventional TreeSHAP, the background is a separate class-stratified set of 200 training records from the same context, all of which are used. Percentile 95% intervals for cross-context ρ come from 2,000 resamples of the explained records within each context, with models and backgrounds fixed; they reflect explained-record noise only. We also refit XGBoost with three other seeds and with max_depth = 3 and 10.</w:t>
       </w:r>
     </w:p>
     <w:p>
@@ -11594,7 +11612,7 @@
         <w:jc w:val="both"/>
       </w:pPr>
       <w:r>
-        <w:t xml:space="preserve">Taken together, cross-context rankings disagree more than random halves of one context do, and this excess is not an artefact of the procedure or of class mix. Once related flows are kept together, however, most of the excess goes: with clusters of about 35 flows or more, within-context disagreement is about as large as cross-context disagreement. On this benchmark the cross-context difference cannot be separated from between-session variation, and the earlier reading of the random-split gap as a context effect is not supported.</w:t>
+        <w:t xml:space="preserve">Taken together, cross-context rankings disagree more than random halves of one context do, and this excess is not an artefact of the half-split procedure or of class mix. When the training halves are formed from whole clusters, the Spearman gap shrinks substantially as the clusters grow, but it does not vanish at intermediate grouping: with about 35 flows per cluster the Random Forest gap is still 0.042 and positive in all 11 repeats (0.015 to 0.071), and the RBO gaps are 0.063 for XGBoost and 0.084 for Random Forest. Mean Spearman gaps near zero occur only under the coarsest grouping, which also separates broad regions of feature space. The scope of these designs is limited: the outer 80/20 partition is still random, and clusters are kept together only when the training data are divided into halves. The results show that the cross-context gap is sensitive to how related flows are grouped and that much of the random-split gap may reflect variation between groups of related flows. They cannot measure the actual between-session effect, but they do not support the earlier reading of the random-split gap as a context effect.</w:t>
       </w:r>
     </w:p>
     <w:p>
@@ -20306,7 +20324,7 @@
         <w:jc w:val="both"/>
       </w:pPr>
       <w:r>
-        <w:t xml:space="preserve">How large is the encoding effect? The S1-versus-S2 disagreement, 1 − ρ = 0.06–0.11, is about 1.5 to 4 times smaller than the cross-context disagreement on the primary split (1 − ρ = 0.17–0.21). It is close to the disagreement between random halves of one context (1 − ρ = 0.02–0.07), which is the more relevant comparison: changing the encoding of undefined statistics moves a ranking about as much as retraining on a different half of the data. The previous version's statement that encoding moves rankings almost as much as the change of context overstated this. Cross-context agreement under the alternative encodings stays close to the primary values: ρ = 0.8281 under both S1 and S2 for Random Forest, and 0.7915 (S1) and 0.7806 (S2) for XGBoost. We recomputed the identical Random Forest values from the saved rankings; the two rankings differ (Kendall τ</w:t>
+        <w:t xml:space="preserve">How large is the encoding effect? The S1-versus-S2 disagreement, 1 − ρ = 0.06–0.11, is about 1.5 to 4 times smaller than the cross-context disagreement on the primary split (1 − ρ = 0.17–0.21). The more relevant comparison is the disagreement between random halves of one context (1 − ρ = 0.02–0.07). The two ranges overlap, although the encoding change can produce the larger disagreement, so changing the encoding of undefined statistics moves a ranking by an amount comparable in scale to random-half retraining variation. The previous version's statement that encoding moves rankings almost as much as the change of context overstated this. Cross-context agreement under the alternative encodings stays close to the primary values: ρ = 0.8281 under both S1 and S2 for Random Forest, and 0.7915 (S1) and 0.7806 (S2) for XGBoost. We recomputed the identical Random Forest values from the saved rankings; the two rankings differ (Kendall τ</w:t>
       </w:r>
       <w:r>
         <w:rPr>
@@ -20325,7 +20343,7 @@
         <w:jc w:val="both"/>
       </w:pPr>
       <w:r>
-        <w:t xml:space="preserve">Across the six model and TreeSHAP configurations explained on 500 records, cross-context ρ ranges from 0.681 to 0.819, and three of five leading features are shared in all six. Within one model and context, path-dependent and interventional rankings agree at ρ = 0.969–0.984. Extra Trees agrees less well with the path-dependent Random Forest (0.709–0.801). Refitting XGBoost with three other seeds gives mean within-context ρ of 0.9928 (Non-VPN) and 0.9928 (VPN), so seed noise alone is small, and max_depth = 3 or 10 leaves cross-context ρ at 0.767 and 0.803. The bootstrap intervals over explained records are biased upward, because resampling smooths both importance profiles; Table XII gives the bias-corrected basic intervals.</w:t>
+        <w:t xml:space="preserve">Across the six model and TreeSHAP configurations explained on 500 records, cross-context ρ ranges from 0.681 to 0.819, and three of five leading features are shared in all six. Within one model and context, path-dependent and interventional rankings agree at ρ = 0.969–0.984. Extra Trees agrees less well with the path-dependent Random Forest (0.709–0.801). Refitting XGBoost with three other seeds gives mean within-context ρ of 0.9928 (Non-VPN) and 0.9928 (VPN), so seed noise alone is small, and max_depth = 3 or 10 leaves cross-context ρ at 0.767 and 0.803. Table XII gives percentile intervals from resampling the explained records. The resampled values are centred within 0.015 of the point estimates, above them for some configurations and below for others, so we see no consistent bias.</w:t>
       </w:r>
     </w:p>
     <w:p>
@@ -21579,7 +21597,7 @@
                 <w:sz w:val="17"/>
                 <w:szCs w:val="17"/>
               </w:rPr>
-              <w:t xml:space="preserve">[0.797, 0.835]</w:t>
+              <w:t xml:space="preserve">[0.803, 0.841]</w:t>
             </w:r>
           </w:p>
         </w:tc>
@@ -21722,7 +21740,7 @@
                 <w:sz w:val="17"/>
                 <w:szCs w:val="17"/>
               </w:rPr>
-              <w:t xml:space="preserve">[0.791, 0.834]</w:t>
+              <w:t xml:space="preserve">[0.771, 0.814]</w:t>
             </w:r>
           </w:p>
         </w:tc>
@@ -21865,7 +21883,7 @@
                 <w:sz w:val="17"/>
                 <w:szCs w:val="17"/>
               </w:rPr>
-              <w:t xml:space="preserve">[0.787, 0.822]</w:t>
+              <w:t xml:space="preserve">[0.769, 0.804]</w:t>
             </w:r>
           </w:p>
         </w:tc>
@@ -22008,7 +22026,7 @@
                 <w:sz w:val="17"/>
                 <w:szCs w:val="17"/>
               </w:rPr>
-              <w:t xml:space="preserve">[0.751, 0.785]</w:t>
+              <w:t xml:space="preserve">[0.761, 0.794]</w:t>
             </w:r>
           </w:p>
         </w:tc>
@@ -22151,7 +22169,7 @@
                 <w:sz w:val="17"/>
                 <w:szCs w:val="17"/>
               </w:rPr>
-              <w:t xml:space="preserve">[0.599, 0.728]</w:t>
+              <w:t xml:space="preserve">[0.633, 0.763]</w:t>
             </w:r>
           </w:p>
         </w:tc>
@@ -22294,7 +22312,7 @@
                 <w:sz w:val="17"/>
                 <w:szCs w:val="17"/>
               </w:rPr>
-              <w:t xml:space="preserve">[0.706, 0.815]</w:t>
+              <w:t xml:space="preserve">[0.661, 0.771]</w:t>
             </w:r>
           </w:p>
         </w:tc>
@@ -22685,7 +22703,7 @@
           <w:sz w:val="17"/>
           <w:szCs w:val="17"/>
         </w:rPr>
-        <w:t xml:space="preserve">S1 keeps −1 and appends ten undefined-value indicators; S2 replaces −1 by NaN and appends the same indicators; agreement is computed over the 23 original features. Intervals are bias-corrected basic intervals from 2,000 resamples of the explained records within each context, with models and backgrounds fixed; they exclude training, background and session-level uncertainty.</w:t>
+        <w:t xml:space="preserve">S1 keeps −1 and appends ten undefined-value indicators; S2 replaces −1 by NaN and appends the same indicators; agreement is computed over the 23 original features. Intervals are 95% percentile intervals from 2,000 resamples of the explained records within each context, with models and backgrounds fixed; they exclude training, background and session-level uncertainty.</w:t>
       </w:r>
     </w:p>
     <w:p>
@@ -23873,7 +23891,7 @@
         <w:jc w:val="both"/>
       </w:pPr>
       <w:r>
-        <w:t xml:space="preserve">The answer to the question in the title depends on what cross-context agreement is compared with. Against models trained on random halves of one context, VPN and Non-VPN rankings disagree clearly more, and the permutation null shows that neither the half-split procedure nor the class-mix difference produces such a gap. Against models trained on groups of related flows, the excess disappears. The cross-context difference is real in the sense that it is not random noise, but it is of the same size as the difference between clusters of related flows within one context, our proxy for capture sessions. Without session identifiers or an independent second capture, the benchmark cannot show whether the VPN itself changes model reliance. A random within-context split, which is the usual way such references are built, would have suggested that it does.</w:t>
+        <w:t xml:space="preserve">The answer to the question in the title depends on what cross-context agreement is compared with. Against models trained on random halves of one context, VPN and Non-VPN rankings disagree clearly more, and the permutation null shows that neither the half-split procedure nor the class-mix difference produces such a gap. When the training halves are built from whole clusters of related flows, the Spearman excess shrinks substantially, and its mean approaches zero only under the coarsest grouping; the top-weighted RBO gaps shrink less, and the Random Forest Spearman gap is still positive in every repeat with clusters of about 35 flows. The cross-context difference is not random noise, but much of it is of the same order as the difference between clusters of related flows within one context. Because the clusters are only a proxy for capture sessions and the outer 80/20 split stays random, these experiments establish sensitivity to grouping, not the size of a true between-session effect. Without session identifiers or an independent second capture, the benchmark cannot show whether the VPN itself changes model reliance. A random within-context split, which is the usual way such references are built, would have suggested that it does.</w:t>
       </w:r>
     </w:p>
     <w:p>
@@ -23981,7 +23999,7 @@
         <w:t xml:space="preserve">Session dependence and the missing group split.</w:t>
       </w:r>
       <w:r>
-        <w:t xml:space="preserve"> This is the most serious limitation, and it decides the main conclusion. The processed files carry no session or capture identifiers, so no reference in this paper is a true group split. Cluster-grouped halves are a proxy: fine clusters may still let related flows cross the split, and coarse clusters also separate regions of feature space that a session split would not. The cross-context gap shrinks steadily as grouping becomes stricter, so its size depends on an unknown session structure. Regenerating flows from the raw captures and splitting by capture file, or using a second independent capture of both contexts, would settle this.</w:t>
+        <w:t xml:space="preserve"> This is the most serious limitation, and it decides the main conclusion. The processed files carry no session or capture identifiers, so no reference in this paper is a true group split. Cluster-grouped halves are a proxy: fine clusters may still let related flows cross the split, and coarse clusters also separate regions of feature space that a session split would not. Only the division of training data into halves is grouped; the outer 80/20 split is random. The cross-context gap shrinks steadily as grouping becomes stricter, so its size depends on an unknown session structure. Regenerating flows from the raw captures and splitting by capture file, or using a second independent capture of both contexts, would settle this.</w:t>
       </w:r>
     </w:p>
     <w:p>
@@ -24141,7 +24159,7 @@
         <w:jc w:val="both"/>
       </w:pPr>
       <w:r>
-        <w:t xml:space="preserve">Whether this disagreement reflects the context depends on the reference. Against random halves of one context the within-minus-cross gap is 0.13 for XGBoost and 0.19 for Random Forest over 11 repeats with redrawn partitions, and a permutation null that keeps the class mixes gives little or none (−0.002 and +0.028). Against halves that keep clusters of similar flows together, the gap shrinks to 0.08–0.10 with small clusters and disappears with larger ones. Class mix explains little, and the most visible shift, the rise of the minimum IATs, is partly a redistribution of Shapley credit among correlated timing features. A SHAP-selected feature list transfers between contexts at a cost of at most about 0.013 macro F1 for lists of ten or more features.</w:t>
+        <w:t xml:space="preserve">Whether this disagreement reflects the context depends on the reference. Against random halves of one context the within-minus-cross gap is 0.13 for XGBoost and 0.19 for Random Forest over 11 repeats with redrawn partitions, and a permutation null that keeps the class mixes gives little or none (−0.002 and +0.028). When the training halves keep clusters of similar flows together, the Spearman gap shrinks to 0.08–0.10 with clusters of about ten flows and 0.01–0.04 with about 35, and its mean approaches zero only with the coarsest clusters; top-weighted RBO gaps shrink less. Class mix explains little, and the most visible shift, the rise of the minimum IATs, is partly a redistribution of Shapley credit among correlated timing features. A SHAP-selected feature list transfers between contexts at a cost of at most about 0.013 macro F1 for lists of ten or more features.</w:t>
       </w:r>
     </w:p>
     <w:p>
@@ -24151,7 +24169,7 @@
         <w:jc w:val="both"/>
       </w:pPr>
       <w:r>
-        <w:t xml:space="preserve">On this benchmark, then, the cross-context differences in SHAP rankings cannot be distinguished from differences between groups of related flows within a context, and they should not be read as an effect of the VPN. Settling the question requires captures that keep session identifiers or a second independent capture of both contexts, more recent traffic, and class-specific explanations.</w:t>
+        <w:t xml:space="preserve">On this benchmark, then, the cross-context differences in SHAP rankings are sensitive to how related flows are grouped, and much of the random-split gap is of the same order as the differences between groups of related flows within a context. They should not be read as an effect of the VPN, and the proxy experiments here cannot settle how large a true between-session effect is. Settling the question requires captures that keep session identifiers or a second independent capture of both contexts, more recent traffic, and class-specific explanations.</w:t>
       </w:r>
     </w:p>
     <w:p>

--- a/paper/SHAP_VPN_revised_v7.docx
+++ b/paper/SHAP_VPN_revised_v7.docx
@@ -23891,7 +23891,7 @@
         <w:jc w:val="both"/>
       </w:pPr>
       <w:r>
-        <w:t xml:space="preserve">The answer to the question in the title depends on what cross-context agreement is compared with. Against models trained on random halves of one context, VPN and Non-VPN rankings disagree clearly more, and the permutation null shows that neither the half-split procedure nor the class-mix difference produces such a gap. When the training halves are built from whole clusters of related flows, the Spearman excess shrinks substantially, and its mean approaches zero only under the coarsest grouping; the top-weighted RBO gaps shrink less, and the Random Forest Spearman gap is still positive in every repeat with clusters of about 35 flows. The cross-context difference is not random noise, but much of it is of the same order as the difference between clusters of related flows within one context. Because the clusters are only a proxy for capture sessions and the outer 80/20 split stays random, these experiments establish sensitivity to grouping, not the size of a true between-session effect. Without session identifiers or an independent second capture, the benchmark cannot show whether the VPN itself changes model reliance. A random within-context split, which is the usual way such references are built, would have suggested that it does.</w:t>
+        <w:t xml:space="preserve">The answer to the question in the title depends on what cross-context agreement is compared with. Against models trained on random halves of one context, VPN and Non-VPN rankings disagree clearly more, and the permutation null shows that neither the half-split procedure nor the class-mix difference produces such a gap. When the training halves are built from whole clusters of related flows, the Spearman excess shrinks substantially, and its mean approaches zero only under the coarsest grouping; the top-weighted RBO gaps shrink less, and the Random Forest Spearman gap is still positive in every repeat with clusters of about 35 flows. The random-half gaps are positive across all reported repeats, but much of the cross-context difference is of the same order as the difference between clusters of related flows within one context. Because the clusters are only a proxy for capture sessions and the outer 80/20 split stays random, these experiments establish sensitivity to grouping, not the size of a true between-session effect. Without session identifiers or an independent second capture, the benchmark cannot show whether the VPN itself changes model reliance. A random within-context split, which is the usual way such references are built, would have suggested that it does.</w:t>
       </w:r>
     </w:p>
     <w:p>
@@ -23951,7 +23951,7 @@
         <w:jc w:val="both"/>
       </w:pPr>
       <w:r>
-        <w:t xml:space="preserve">The two consequence tests point in different directions. A trained model does not survive the change of context: macro F1 falls to 0.43–0.61. A SHAP-selected feature list mostly does: at k = 10 and 15 the transferred list loses at most about 0.013 macro F1, and for some targets it does better than the own list. Feature lists are coarse summaries that tolerate the ranking disagreement, while the models built on them are not. At k = 5, where the lists differ in two of five features, the cost can reach 0.05 for one model and context, so the conclusion holds only for moderately long lists.</w:t>
+        <w:t xml:space="preserve">The two consequence tests point in different directions. A trained model does not survive the change of context: macro F1 falls to 0.43–0.61. A SHAP-selected feature list mostly does: at k = 10 and 15 the transferred list loses at most about 0.013 macro F1 on average across selection seeds (0.017 for the worst single seed), and for some targets it does better than the own list. Feature lists are coarse summaries that tolerate the ranking disagreement, while the models built on them are not. At k = 5, where the lists differ in two of five features, the cost can reach 0.05 for one model and context, so the conclusion holds only for moderately long lists.</w:t>
       </w:r>
     </w:p>
     <w:p>
@@ -24159,7 +24159,7 @@
         <w:jc w:val="both"/>
       </w:pPr>
       <w:r>
-        <w:t xml:space="preserve">Whether this disagreement reflects the context depends on the reference. Against random halves of one context the within-minus-cross gap is 0.13 for XGBoost and 0.19 for Random Forest over 11 repeats with redrawn partitions, and a permutation null that keeps the class mixes gives little or none (−0.002 and +0.028). When the training halves keep clusters of similar flows together, the Spearman gap shrinks to 0.08–0.10 with clusters of about ten flows and 0.01–0.04 with about 35, and its mean approaches zero only with the coarsest clusters; top-weighted RBO gaps shrink less. Class mix explains little, and the most visible shift, the rise of the minimum IATs, is partly a redistribution of Shapley credit among correlated timing features. A SHAP-selected feature list transfers between contexts at a cost of at most about 0.013 macro F1 for lists of ten or more features.</w:t>
+        <w:t xml:space="preserve">Whether this disagreement reflects the context depends on the reference. Against random halves of one context the within-minus-cross gap is 0.13 for XGBoost and 0.19 for Random Forest over 11 repeats with redrawn partitions, and a permutation null that keeps the class mixes gives little or none (−0.002 and +0.028). When the training halves keep clusters of similar flows together, the Spearman gap shrinks to 0.08–0.10 with clusters of about ten flows and 0.01–0.04 with about 35, and its mean approaches zero only with the coarsest clusters; top-weighted RBO gaps shrink less. Class mix explains little, and the most visible shift, the rise of the minimum IATs, is partly a redistribution of Shapley credit among correlated timing features. A SHAP-selected feature list transfers between contexts at a cost of at most about 0.013 macro F1 on average across selection seeds for lists of ten or more features.</w:t>
       </w:r>
     </w:p>
     <w:p>
